--- a/ReadMe.docx
+++ b/ReadMe.docx
@@ -112,6 +112,7 @@
           <w:szCs w:val="140"/>
         </w:rPr>
       </w:pPr>
+      <w:proofErr w:type="spellStart"/>
       <w:r>
         <w:rPr>
           <w:rFonts w:ascii="MD아롱체" w:eastAsia="MD아롱체" w:hAnsi="MD아롱체" w:cs="MD아롱체"/>
@@ -120,6 +121,7 @@
         </w:rPr>
         <w:t>MedicalPhoto</w:t>
       </w:r>
+      <w:proofErr w:type="spellEnd"/>
     </w:p>
     <w:p>
       <w:pPr>
@@ -246,6 +248,7 @@
         </w:rPr>
         <w:t xml:space="preserve">Author: </w:t>
       </w:r>
+      <w:proofErr w:type="spellStart"/>
       <w:r>
         <w:rPr>
           <w:rFonts w:ascii="Times New Roman" w:eastAsia="바탕" w:hAnsi="Times New Roman" w:cs="Times New Roman"/>
@@ -257,7 +260,49 @@
           <w:sz w:val="40"/>
           <w:szCs w:val="40"/>
         </w:rPr>
-        <w:t>Seung Seog Han</w:t>
+        <w:t>Seung</w:t>
+      </w:r>
+      <w:proofErr w:type="spellEnd"/>
+      <w:r>
+        <w:rPr>
+          <w:rFonts w:ascii="Times New Roman" w:eastAsia="바탕" w:hAnsi="Times New Roman" w:cs="Times New Roman"/>
+          <w:b/>
+          <w:bCs/>
+          <w:i/>
+          <w:iCs/>
+          <w:color w:val="800080"/>
+          <w:sz w:val="40"/>
+          <w:szCs w:val="40"/>
+        </w:rPr>
+        <w:t xml:space="preserve"> </w:t>
+      </w:r>
+      <w:proofErr w:type="spellStart"/>
+      <w:r>
+        <w:rPr>
+          <w:rFonts w:ascii="Times New Roman" w:eastAsia="바탕" w:hAnsi="Times New Roman" w:cs="Times New Roman"/>
+          <w:b/>
+          <w:bCs/>
+          <w:i/>
+          <w:iCs/>
+          <w:color w:val="800080"/>
+          <w:sz w:val="40"/>
+          <w:szCs w:val="40"/>
+        </w:rPr>
+        <w:t>Seog</w:t>
+      </w:r>
+      <w:proofErr w:type="spellEnd"/>
+      <w:r>
+        <w:rPr>
+          <w:rFonts w:ascii="Times New Roman" w:eastAsia="바탕" w:hAnsi="Times New Roman" w:cs="Times New Roman"/>
+          <w:b/>
+          <w:bCs/>
+          <w:i/>
+          <w:iCs/>
+          <w:color w:val="800080"/>
+          <w:sz w:val="40"/>
+          <w:szCs w:val="40"/>
+        </w:rPr>
+        <w:t xml:space="preserve"> Han</w:t>
       </w:r>
     </w:p>
     <w:p>
@@ -504,6 +549,7 @@
         </w:rPr>
         <w:t xml:space="preserve"> </w:t>
       </w:r>
+      <w:proofErr w:type="spellStart"/>
       <w:r>
         <w:rPr>
           <w:rFonts w:ascii="Arial" w:eastAsia="바탕" w:hAnsi="Arial" w:cs="Arial"/>
@@ -514,6 +560,7 @@
         </w:rPr>
         <w:t>MedicalPhoto</w:t>
       </w:r>
+      <w:proofErr w:type="spellEnd"/>
       <w:r>
         <w:rPr>
           <w:rFonts w:ascii="Arial" w:eastAsia="바탕" w:hAnsi="Arial" w:cs="Arial"/>
@@ -544,7 +591,25 @@
           <w:sz w:val="30"/>
           <w:szCs w:val="30"/>
         </w:rPr>
-        <w:t>Originally designed for dermatology at Asan Medical Center in 200</w:t>
+        <w:t xml:space="preserve">Originally designed for dermatology at </w:t>
+      </w:r>
+      <w:proofErr w:type="spellStart"/>
+      <w:r>
+        <w:rPr>
+          <w:rFonts w:ascii="Arial" w:eastAsia="바탕" w:hAnsi="Arial" w:cs="Arial"/>
+          <w:sz w:val="30"/>
+          <w:szCs w:val="30"/>
+        </w:rPr>
+        <w:t>Asan</w:t>
+      </w:r>
+      <w:proofErr w:type="spellEnd"/>
+      <w:r>
+        <w:rPr>
+          <w:rFonts w:ascii="Arial" w:eastAsia="바탕" w:hAnsi="Arial" w:cs="Arial"/>
+          <w:sz w:val="30"/>
+          <w:szCs w:val="30"/>
+        </w:rPr>
+        <w:t xml:space="preserve"> Medical Center in 200</w:t>
       </w:r>
       <w:r>
         <w:rPr>
@@ -560,7 +625,43 @@
           <w:sz w:val="30"/>
           <w:szCs w:val="30"/>
         </w:rPr>
-        <w:t>, MedicalPhoto was created to efficiently manage the 200–300 clinical photos captured daily. Organizing clinical photos is a repetitive task, and locating a specific image in Windows can be time-consuming due to the sheer volume of accumulated photos. With its built-in database, MedicalPhoto allows users to find images in under one second.</w:t>
+        <w:t xml:space="preserve">, </w:t>
+      </w:r>
+      <w:proofErr w:type="spellStart"/>
+      <w:r>
+        <w:rPr>
+          <w:rFonts w:ascii="Arial" w:eastAsia="바탕" w:hAnsi="Arial" w:cs="Arial"/>
+          <w:sz w:val="30"/>
+          <w:szCs w:val="30"/>
+        </w:rPr>
+        <w:t>MedicalPhoto</w:t>
+      </w:r>
+      <w:proofErr w:type="spellEnd"/>
+      <w:r>
+        <w:rPr>
+          <w:rFonts w:ascii="Arial" w:eastAsia="바탕" w:hAnsi="Arial" w:cs="Arial"/>
+          <w:sz w:val="30"/>
+          <w:szCs w:val="30"/>
+        </w:rPr>
+        <w:t xml:space="preserve"> was created to efficiently manage the 200–300 clinical photos captured daily. Organizing clinical photos is a repetitive task, and locating a specific image in Windows can be time-consuming due to the sheer volume of accumulated photos. With its built-in database, </w:t>
+      </w:r>
+      <w:proofErr w:type="spellStart"/>
+      <w:r>
+        <w:rPr>
+          <w:rFonts w:ascii="Arial" w:eastAsia="바탕" w:hAnsi="Arial" w:cs="Arial"/>
+          <w:sz w:val="30"/>
+          <w:szCs w:val="30"/>
+        </w:rPr>
+        <w:t>MedicalPhoto</w:t>
+      </w:r>
+      <w:proofErr w:type="spellEnd"/>
+      <w:r>
+        <w:rPr>
+          <w:rFonts w:ascii="Arial" w:eastAsia="바탕" w:hAnsi="Arial" w:cs="Arial"/>
+          <w:sz w:val="30"/>
+          <w:szCs w:val="30"/>
+        </w:rPr>
+        <w:t xml:space="preserve"> allows users to find images in under one second.</w:t>
       </w:r>
       <w:r>
         <w:rPr>
@@ -570,13 +671,23 @@
         </w:rPr>
         <w:t xml:space="preserve"> </w:t>
       </w:r>
+      <w:proofErr w:type="spellStart"/>
       <w:r>
         <w:rPr>
           <w:rFonts w:ascii="Arial" w:eastAsia="바탕" w:hAnsi="Arial" w:cs="Arial"/>
           <w:sz w:val="30"/>
           <w:szCs w:val="30"/>
         </w:rPr>
-        <w:t>MedicalPhoto supports ICD-10 diagnosis and can identify most conditions documented in dermatology textbooks. Users can also define custom diagnoses or procedure names if they are not predefined and tag photos accordingly.</w:t>
+        <w:t>MedicalPhoto</w:t>
+      </w:r>
+      <w:proofErr w:type="spellEnd"/>
+      <w:r>
+        <w:rPr>
+          <w:rFonts w:ascii="Arial" w:eastAsia="바탕" w:hAnsi="Arial" w:cs="Arial"/>
+          <w:sz w:val="30"/>
+          <w:szCs w:val="30"/>
+        </w:rPr>
+        <w:t xml:space="preserve"> supports ICD-10 diagnosis and can identify most conditions documented in dermatology textbooks. Users can also define custom diagnoses or procedure names if they are not predefined and tag photos accordingly.</w:t>
       </w:r>
       <w:r>
         <w:rPr>
@@ -592,7 +703,25 @@
           <w:sz w:val="30"/>
           <w:szCs w:val="30"/>
         </w:rPr>
-        <w:t>Additionally, MedicalPhoto supports multiple monitors, allowing for side-by-side photo comparisons on two or three screens. Its server-client structure enables access from multiple computers within an office, ensuring seamless integration across different workstations.</w:t>
+        <w:t xml:space="preserve">Additionally, </w:t>
+      </w:r>
+      <w:proofErr w:type="spellStart"/>
+      <w:r>
+        <w:rPr>
+          <w:rFonts w:ascii="Arial" w:eastAsia="바탕" w:hAnsi="Arial" w:cs="Arial"/>
+          <w:sz w:val="30"/>
+          <w:szCs w:val="30"/>
+        </w:rPr>
+        <w:t>MedicalPhoto</w:t>
+      </w:r>
+      <w:proofErr w:type="spellEnd"/>
+      <w:r>
+        <w:rPr>
+          <w:rFonts w:ascii="Arial" w:eastAsia="바탕" w:hAnsi="Arial" w:cs="Arial"/>
+          <w:sz w:val="30"/>
+          <w:szCs w:val="30"/>
+        </w:rPr>
+        <w:t xml:space="preserve"> supports multiple monitors, allowing for side-by-side photo comparisons on two or three screens. Its server-client structure enables access from multiple computers within an office, ensuring seamless integration across different workstations.</w:t>
       </w:r>
     </w:p>
     <w:p>
@@ -1066,11 +1195,19 @@
           <w:rFonts w:eastAsia="바탕"/>
         </w:rPr>
       </w:pPr>
-      <w:r>
-        <w:rPr>
-          <w:rFonts w:eastAsia="바탕"/>
-        </w:rPr>
-        <w:t xml:space="preserve">MedicalPhoto is compatible with Microsoft Windows XP, Vista, 7, 8, and 10. </w:t>
+      <w:proofErr w:type="spellStart"/>
+      <w:r>
+        <w:rPr>
+          <w:rFonts w:eastAsia="바탕"/>
+        </w:rPr>
+        <w:t>MedicalPhoto</w:t>
+      </w:r>
+      <w:proofErr w:type="spellEnd"/>
+      <w:r>
+        <w:rPr>
+          <w:rFonts w:eastAsia="바탕"/>
+        </w:rPr>
+        <w:t xml:space="preserve"> is compatible with Microsoft Windows XP, Vista, 7, 8, and 10. </w:t>
       </w:r>
     </w:p>
     <w:p>
@@ -1235,7 +1372,21 @@
         <w:rPr>
           <w:rFonts w:eastAsia="바탕"/>
         </w:rPr>
-        <w:t>- MedicalPhoto installer</w:t>
+        <w:t xml:space="preserve">- </w:t>
+      </w:r>
+      <w:proofErr w:type="spellStart"/>
+      <w:r>
+        <w:rPr>
+          <w:rFonts w:eastAsia="바탕"/>
+        </w:rPr>
+        <w:t>MedicalPhoto</w:t>
+      </w:r>
+      <w:proofErr w:type="spellEnd"/>
+      <w:r>
+        <w:rPr>
+          <w:rFonts w:eastAsia="바탕"/>
+        </w:rPr>
+        <w:t xml:space="preserve"> installer</w:t>
       </w:r>
     </w:p>
     <w:p>
@@ -1311,8 +1462,21 @@
         </w:rPr>
         <w:t xml:space="preserve"> </w:t>
       </w:r>
-      <w:r>
-        <w:t>MedicalPhoto runs on multiple clients connected to a single server. If this is your first time installing the software, select "Server and Client." If the server is already installed and you are installing MedicalPhoto on additional computers, select "Client."</w:t>
+      <w:proofErr w:type="spellStart"/>
+      <w:r>
+        <w:t>MedicalPhoto</w:t>
+      </w:r>
+      <w:proofErr w:type="spellEnd"/>
+      <w:r>
+        <w:t xml:space="preserve"> runs on multiple clients connected to a single server. If this is your first time installing the software, select "Server and Client." If the server is already installed and you are installing </w:t>
+      </w:r>
+      <w:proofErr w:type="spellStart"/>
+      <w:r>
+        <w:t>MedicalPhoto</w:t>
+      </w:r>
+      <w:proofErr w:type="spellEnd"/>
+      <w:r>
+        <w:t xml:space="preserve"> on additional computers, select "Client."</w:t>
       </w:r>
       <w:r>
         <w:rPr>
@@ -1425,7 +1589,7 @@
       <w:pPr>
         <w:pStyle w:val="ac"/>
         <w:rPr>
-          <w:rFonts w:eastAsia="맑은 고딕" w:hint="eastAsia"/>
+          <w:rFonts w:eastAsia="맑은 고딕"/>
         </w:rPr>
       </w:pPr>
       <w:r>
@@ -1465,7 +1629,21 @@
         <w:rPr>
           <w:color w:val="FF0000"/>
         </w:rPr>
-        <w:t xml:space="preserve"> (Click on the button below “PhotoGraphy Folder”) </w:t>
+        <w:t xml:space="preserve"> (Click on the button below “</w:t>
+      </w:r>
+      <w:proofErr w:type="spellStart"/>
+      <w:r>
+        <w:rPr>
+          <w:color w:val="FF0000"/>
+        </w:rPr>
+        <w:t>PhotoGraphy</w:t>
+      </w:r>
+      <w:proofErr w:type="spellEnd"/>
+      <w:r>
+        <w:rPr>
+          <w:color w:val="FF0000"/>
+        </w:rPr>
+        <w:t xml:space="preserve"> Folder”) </w:t>
       </w:r>
     </w:p>
     <w:p>
@@ -1491,7 +1669,6 @@
           <w:rFonts w:eastAsia="바탕"/>
         </w:rPr>
       </w:pPr>
-      <w:bookmarkStart w:id="0" w:name="_GoBack"/>
       <w:r>
         <w:rPr>
           <w:rFonts w:eastAsia="바탕"/>
@@ -1547,7 +1724,6 @@
           </wp:inline>
         </w:drawing>
       </w:r>
-      <w:bookmarkEnd w:id="0"/>
       <w:r>
         <w:rPr>
           <w:rFonts w:eastAsia="바탕"/>
@@ -1626,7 +1802,15 @@
         </w:rPr>
       </w:pPr>
       <w:r>
-        <w:t>If the specified folder contains previously taken photos, MedicalPhoto will gather their information. This process may take some time depending on the number of photos.</w:t>
+        <w:t xml:space="preserve">If the specified folder contains previously taken photos, </w:t>
+      </w:r>
+      <w:proofErr w:type="spellStart"/>
+      <w:r>
+        <w:t>MedicalPhoto</w:t>
+      </w:r>
+      <w:proofErr w:type="spellEnd"/>
+      <w:r>
+        <w:t xml:space="preserve"> will gather their information. This process may take some time depending on the number of photos.</w:t>
       </w:r>
     </w:p>
     <w:p>
@@ -1732,7 +1916,15 @@
         <w:ind w:firstLine="130"/>
       </w:pPr>
       <w:r>
-        <w:t>"MedicalPhotoServer" appears as an icon in the system tray at the bottom right of the Windows screen.</w:t>
+        <w:t>"</w:t>
+      </w:r>
+      <w:proofErr w:type="spellStart"/>
+      <w:r>
+        <w:t>MedicalPhotoServer</w:t>
+      </w:r>
+      <w:proofErr w:type="spellEnd"/>
+      <w:r>
+        <w:t>" appears as an icon in the system tray at the bottom right of the Windows screen.</w:t>
       </w:r>
       <w:r>
         <w:t xml:space="preserve"> </w:t>
@@ -1798,7 +1990,15 @@
         <w:t xml:space="preserve"> </w:t>
       </w:r>
       <w:r>
-        <w:t xml:space="preserve">"MedicalPhotoServer" is a server monitoring tool that checks the current state of the server and logs its activity. On the log screen, the server's </w:t>
+        <w:t>"</w:t>
+      </w:r>
+      <w:proofErr w:type="spellStart"/>
+      <w:r>
+        <w:t>MedicalPhotoServer</w:t>
+      </w:r>
+      <w:proofErr w:type="spellEnd"/>
+      <w:r>
+        <w:t xml:space="preserve">" is a server monitoring tool that checks the current state of the server and logs its activity. On the log screen, the server's </w:t>
       </w:r>
       <w:r>
         <w:rPr>
@@ -1971,12 +2171,14 @@
           </wp:inline>
         </w:drawing>
       </w:r>
+      <w:proofErr w:type="spellStart"/>
       <w:r>
         <w:rPr>
           <w:rFonts w:eastAsia="바탕"/>
         </w:rPr>
         <w:t>MedicalPhotoServer</w:t>
       </w:r>
+      <w:proofErr w:type="spellEnd"/>
     </w:p>
     <w:p>
       <w:pPr>
@@ -2119,6 +2321,7 @@
           <w:rFonts w:eastAsia="바탕"/>
         </w:rPr>
       </w:pPr>
+      <w:proofErr w:type="spellStart"/>
       <w:r>
         <w:t>MedicalPhoto</w:t>
       </w:r>
@@ -2126,7 +2329,14 @@
         <w:rPr>
           <w:rFonts w:eastAsia="바탕"/>
         </w:rPr>
-        <w:t>Server in tray area</w:t>
+        <w:t>Server</w:t>
+      </w:r>
+      <w:proofErr w:type="spellEnd"/>
+      <w:r>
+        <w:rPr>
+          <w:rFonts w:eastAsia="바탕"/>
+        </w:rPr>
+        <w:t xml:space="preserve"> in tray area</w:t>
       </w:r>
     </w:p>
     <w:p>
@@ -2167,7 +2377,21 @@
         <w:rPr>
           <w:rFonts w:eastAsia="바탕"/>
         </w:rPr>
-        <w:t xml:space="preserve">Before installing a client, you must first install the MedicalPhoto server. </w:t>
+        <w:t xml:space="preserve">Before installing a client, you must first install the </w:t>
+      </w:r>
+      <w:proofErr w:type="spellStart"/>
+      <w:r>
+        <w:rPr>
+          <w:rFonts w:eastAsia="바탕"/>
+        </w:rPr>
+        <w:t>MedicalPhoto</w:t>
+      </w:r>
+      <w:proofErr w:type="spellEnd"/>
+      <w:r>
+        <w:rPr>
+          <w:rFonts w:eastAsia="바탕"/>
+        </w:rPr>
+        <w:t xml:space="preserve"> server. </w:t>
       </w:r>
     </w:p>
     <w:p>
@@ -2293,11 +2517,33 @@
           <w:rFonts w:eastAsia="바탕"/>
         </w:rPr>
       </w:pPr>
-      <w:r>
-        <w:rPr>
-          <w:rFonts w:eastAsia="바탕"/>
-        </w:rPr>
-        <w:t>MedicalPhoto is an icon of the client. MedicalPhotoServer is the icon of server management tool.</w:t>
+      <w:proofErr w:type="spellStart"/>
+      <w:r>
+        <w:rPr>
+          <w:rFonts w:eastAsia="바탕"/>
+        </w:rPr>
+        <w:t>MedicalPhoto</w:t>
+      </w:r>
+      <w:proofErr w:type="spellEnd"/>
+      <w:r>
+        <w:rPr>
+          <w:rFonts w:eastAsia="바탕"/>
+        </w:rPr>
+        <w:t xml:space="preserve"> is an icon of the client. </w:t>
+      </w:r>
+      <w:proofErr w:type="spellStart"/>
+      <w:r>
+        <w:rPr>
+          <w:rFonts w:eastAsia="바탕"/>
+        </w:rPr>
+        <w:t>MedicalPhotoServer</w:t>
+      </w:r>
+      <w:proofErr w:type="spellEnd"/>
+      <w:r>
+        <w:rPr>
+          <w:rFonts w:eastAsia="바탕"/>
+        </w:rPr>
+        <w:t xml:space="preserve"> is the icon of server management tool.</w:t>
       </w:r>
     </w:p>
     <w:p>
@@ -2348,7 +2594,15 @@
         <w:t>R</w:t>
       </w:r>
       <w:r>
-        <w:t>un "MedicalPhoto".</w:t>
+        <w:t>un "</w:t>
+      </w:r>
+      <w:proofErr w:type="spellStart"/>
+      <w:r>
+        <w:t>MedicalPhoto</w:t>
+      </w:r>
+      <w:proofErr w:type="spellEnd"/>
+      <w:r>
+        <w:t>".</w:t>
       </w:r>
       <w:r>
         <w:rPr>
@@ -2430,6 +2684,12 @@
         </w:rPr>
         <w:t>rence" → "Server Information."</w:t>
       </w:r>
+      <w:r>
+        <w:rPr>
+          <w:rFonts w:eastAsia="맑은 고딕" w:hint="eastAsia"/>
+        </w:rPr>
+        <w:t xml:space="preserve">. </w:t>
+      </w:r>
     </w:p>
     <w:p>
       <w:pPr>
@@ -2437,57 +2697,17 @@
       </w:pPr>
       <w:r>
         <w:rPr>
-          <w:noProof/>
-          <w:lang w:eastAsia="zh-TW"/>
-        </w:rPr>
-        <w:drawing>
-          <wp:inline distT="0" distB="0" distL="0" distR="0">
-            <wp:extent cx="3574415" cy="1484630"/>
-            <wp:effectExtent l="0" t="0" r="6985" b="1270"/>
-            <wp:docPr id="16" name="그림 16"/>
-            <wp:cNvGraphicFramePr>
-              <a:graphicFrameLocks xmlns:a="http://schemas.openxmlformats.org/drawingml/2006/main" noChangeAspect="1"/>
-            </wp:cNvGraphicFramePr>
-            <a:graphic xmlns:a="http://schemas.openxmlformats.org/drawingml/2006/main">
-              <a:graphicData uri="http://schemas.openxmlformats.org/drawingml/2006/picture">
-                <pic:pic xmlns:pic="http://schemas.openxmlformats.org/drawingml/2006/picture">
-                  <pic:nvPicPr>
-                    <pic:cNvPr id="0" name="Picture 16"/>
-                    <pic:cNvPicPr>
-                      <a:picLocks noChangeAspect="1" noChangeArrowheads="1"/>
-                    </pic:cNvPicPr>
-                  </pic:nvPicPr>
-                  <pic:blipFill>
-                    <a:blip r:embed="rId26">
-                      <a:extLst>
-                        <a:ext uri="{28A0092B-C50C-407E-A947-70E740481C1C}">
-                          <a14:useLocalDpi xmlns:a14="http://schemas.microsoft.com/office/drawing/2010/main" val="0"/>
-                        </a:ext>
-                      </a:extLst>
-                    </a:blip>
-                    <a:srcRect/>
-                    <a:stretch>
-                      <a:fillRect/>
-                    </a:stretch>
-                  </pic:blipFill>
-                  <pic:spPr bwMode="auto">
-                    <a:xfrm>
-                      <a:off x="0" y="0"/>
-                      <a:ext cx="3574415" cy="1484630"/>
-                    </a:xfrm>
-                    <a:prstGeom prst="rect">
-                      <a:avLst/>
-                    </a:prstGeom>
-                    <a:noFill/>
-                    <a:ln>
-                      <a:noFill/>
-                    </a:ln>
-                  </pic:spPr>
-                </pic:pic>
-              </a:graphicData>
-            </a:graphic>
-          </wp:inline>
-        </w:drawing>
+          <w:rFonts w:eastAsia="맑은 고딕"/>
+        </w:rPr>
+        <w:t>The default password is '0000', which can be found in th</w:t>
+      </w:r>
+      <w:bookmarkStart w:id="0" w:name="_GoBack"/>
+      <w:bookmarkEnd w:id="0"/>
+      <w:r>
+        <w:rPr>
+          <w:rFonts w:eastAsia="맑은 고딕"/>
+        </w:rPr>
+        <w:t>e s_config.txt file.</w:t>
       </w:r>
     </w:p>
     <w:p>
@@ -2555,7 +2775,23 @@
           <w:i/>
           <w:iCs/>
         </w:rPr>
-        <w:t>” and “Photographic Listbox”</w:t>
+        <w:t xml:space="preserve">” and “Photographic </w:t>
+      </w:r>
+      <w:proofErr w:type="spellStart"/>
+      <w:r>
+        <w:rPr>
+          <w:i/>
+          <w:iCs/>
+        </w:rPr>
+        <w:t>Listbox</w:t>
+      </w:r>
+      <w:proofErr w:type="spellEnd"/>
+      <w:r>
+        <w:rPr>
+          <w:i/>
+          <w:iCs/>
+        </w:rPr>
+        <w:t>”</w:t>
       </w:r>
       <w:r>
         <w:t>.</w:t>
@@ -2589,7 +2825,7 @@
                     </pic:cNvPicPr>
                   </pic:nvPicPr>
                   <pic:blipFill>
-                    <a:blip r:embed="rId27">
+                    <a:blip r:embed="rId26">
                       <a:extLst>
                         <a:ext uri="{28A0092B-C50C-407E-A947-70E740481C1C}">
                           <a14:useLocalDpi xmlns:a14="http://schemas.microsoft.com/office/drawing/2010/main" val="0"/>
@@ -2671,13 +2907,13 @@
       <w:pPr>
         <w:pStyle w:val="ac"/>
         <w:rPr>
-          <w:rFonts w:eastAsia="맑은 고딕" w:hint="eastAsia"/>
-        </w:rPr>
-      </w:pPr>
-      <w:r>
-        <w:rPr>
           <w:rFonts w:eastAsia="맑은 고딕"/>
         </w:rPr>
+      </w:pPr>
+      <w:r>
+        <w:rPr>
+          <w:rFonts w:eastAsia="맑은 고딕"/>
+        </w:rPr>
         <w:t>Search for photos by entering a keyword (Shortcut: F12 key). You can specify the field using [DX], [ICD], [NAME], [&lt;], [&gt;], [ID] and use "AND" or "OR" for more precise searches.</w:t>
       </w:r>
     </w:p>
@@ -2700,7 +2936,21 @@
         <w:rPr>
           <w:rFonts w:eastAsia="바탕"/>
         </w:rPr>
-        <w:t>Ex) tinea pedis AND smith</w:t>
+        <w:t xml:space="preserve">Ex) tinea </w:t>
+      </w:r>
+      <w:proofErr w:type="spellStart"/>
+      <w:r>
+        <w:rPr>
+          <w:rFonts w:eastAsia="바탕"/>
+        </w:rPr>
+        <w:t>pedis</w:t>
+      </w:r>
+      <w:proofErr w:type="spellEnd"/>
+      <w:r>
+        <w:rPr>
+          <w:rFonts w:eastAsia="바탕"/>
+        </w:rPr>
+        <w:t xml:space="preserve"> AND smith</w:t>
       </w:r>
     </w:p>
     <w:p>
@@ -2714,7 +2964,21 @@
         <w:rPr>
           <w:rFonts w:eastAsia="바탕"/>
         </w:rPr>
-        <w:t>Ex) “tinea pedis”[DX] AND smith[NAME]</w:t>
+        <w:t xml:space="preserve">Ex) “tinea </w:t>
+      </w:r>
+      <w:proofErr w:type="spellStart"/>
+      <w:r>
+        <w:rPr>
+          <w:rFonts w:eastAsia="바탕"/>
+        </w:rPr>
+        <w:t>pedis</w:t>
+      </w:r>
+      <w:proofErr w:type="spellEnd"/>
+      <w:r>
+        <w:rPr>
+          <w:rFonts w:eastAsia="바탕"/>
+        </w:rPr>
+        <w:t>”[DX] AND smith[NAME]</w:t>
       </w:r>
       <w:r>
         <w:rPr>
@@ -2893,7 +3157,7 @@
                     </pic:cNvPicPr>
                   </pic:nvPicPr>
                   <pic:blipFill>
-                    <a:blip r:embed="rId28">
+                    <a:blip r:embed="rId27">
                       <a:extLst>
                         <a:ext uri="{28A0092B-C50C-407E-A947-70E740481C1C}">
                           <a14:useLocalDpi xmlns:a14="http://schemas.microsoft.com/office/drawing/2010/main" val="0"/>
@@ -2994,7 +3258,15 @@
         <w:t xml:space="preserve"> </w:t>
       </w:r>
       <w:r>
-        <w:t>To search for a diagnosis, enter part of its name and press Enter. MedicalPhoto will search for matching keywords within the diagnosis database. If you want to use a custom keyword instead of a built-in diagnosis, enter any surgical procedure or diagnosis of your choice and click "Submit."</w:t>
+        <w:t xml:space="preserve">To search for a diagnosis, enter part of its name and press Enter. </w:t>
+      </w:r>
+      <w:proofErr w:type="spellStart"/>
+      <w:r>
+        <w:t>MedicalPhoto</w:t>
+      </w:r>
+      <w:proofErr w:type="spellEnd"/>
+      <w:r>
+        <w:t xml:space="preserve"> will search for matching keywords within the diagnosis database. If you want to use a custom keyword instead of a built-in diagnosis, enter any surgical procedure or diagnosis of your choice and click "Submit."</w:t>
       </w:r>
       <w:r>
         <w:rPr>
@@ -3002,8 +3274,13 @@
         </w:rPr>
         <w:t xml:space="preserve"> </w:t>
       </w:r>
-      <w:r>
-        <w:t>MedicalPhoto stores all previously entered keywords. User-defined diagnoses can be edited in "Preference" → "Custom Diagnosis" from the menu.</w:t>
+      <w:proofErr w:type="spellStart"/>
+      <w:r>
+        <w:t>MedicalPhoto</w:t>
+      </w:r>
+      <w:proofErr w:type="spellEnd"/>
+      <w:r>
+        <w:t xml:space="preserve"> stores all previously entered keywords. User-defined diagnoses can be edited in "Preference" → "Custom Diagnosis" from the menu.</w:t>
       </w:r>
       <w:r>
         <w:rPr>
@@ -3028,11 +3305,19 @@
           <w:rFonts w:eastAsia="바탕"/>
         </w:rPr>
       </w:pPr>
-      <w:r>
-        <w:rPr>
-          <w:rFonts w:eastAsia="바탕"/>
-        </w:rPr>
-        <w:t>Cf) If you don’t want to change the filename, go to</w:t>
+      <w:proofErr w:type="spellStart"/>
+      <w:r>
+        <w:rPr>
+          <w:rFonts w:eastAsia="바탕"/>
+        </w:rPr>
+        <w:t>Cf</w:t>
+      </w:r>
+      <w:proofErr w:type="spellEnd"/>
+      <w:r>
+        <w:rPr>
+          <w:rFonts w:eastAsia="바탕"/>
+        </w:rPr>
+        <w:t>) If you don’t want to change the filename, go to</w:t>
       </w:r>
       <w:r>
         <w:rPr>
@@ -3123,7 +3408,7 @@
       <w:pPr>
         <w:pStyle w:val="ad"/>
         <w:rPr>
-          <w:rFonts w:eastAsia="맑은 고딕" w:hint="eastAsia"/>
+          <w:rFonts w:eastAsia="맑은 고딕"/>
           <w:b w:val="0"/>
           <w:bCs w:val="0"/>
           <w:sz w:val="26"/>
@@ -3144,7 +3429,7 @@
       <w:pPr>
         <w:pStyle w:val="ad"/>
         <w:rPr>
-          <w:rFonts w:eastAsia="맑은 고딕" w:hint="eastAsia"/>
+          <w:rFonts w:eastAsia="맑은 고딕"/>
         </w:rPr>
       </w:pPr>
     </w:p>
@@ -3170,6 +3455,7 @@
       <w:r>
         <w:t xml:space="preserve">hotographic </w:t>
       </w:r>
+      <w:proofErr w:type="spellStart"/>
       <w:r>
         <w:rPr>
           <w:rFonts w:eastAsia="바탕"/>
@@ -3177,7 +3463,11 @@
         <w:t>L</w:t>
       </w:r>
       <w:r>
-        <w:t>istbox”</w:t>
+        <w:t>istbox</w:t>
+      </w:r>
+      <w:proofErr w:type="spellEnd"/>
+      <w:r>
+        <w:t>”</w:t>
       </w:r>
     </w:p>
     <w:p>
@@ -3192,7 +3482,7 @@
       <w:pPr>
         <w:pStyle w:val="ac"/>
         <w:rPr>
-          <w:rFonts w:eastAsia="맑은 고딕" w:hint="eastAsia"/>
+          <w:rFonts w:eastAsia="맑은 고딕"/>
         </w:rPr>
       </w:pPr>
       <w:r>
@@ -3307,7 +3597,7 @@
                     </pic:cNvPicPr>
                   </pic:nvPicPr>
                   <pic:blipFill>
-                    <a:blip r:embed="rId29">
+                    <a:blip r:embed="rId28">
                       <a:extLst>
                         <a:ext uri="{28A0092B-C50C-407E-A947-70E740481C1C}">
                           <a14:useLocalDpi xmlns:a14="http://schemas.microsoft.com/office/drawing/2010/main" val="0"/>
@@ -3429,7 +3719,35 @@
         <w:rPr>
           <w:rFonts w:eastAsia="바탕"/>
         </w:rPr>
-        <w:t>On a dual-monitor setup, use the PageUp and PageDown keys to send photos to the secondary monitor.</w:t>
+        <w:t xml:space="preserve">On a dual-monitor setup, use the </w:t>
+      </w:r>
+      <w:proofErr w:type="spellStart"/>
+      <w:r>
+        <w:rPr>
+          <w:rFonts w:eastAsia="바탕"/>
+        </w:rPr>
+        <w:t>PageUp</w:t>
+      </w:r>
+      <w:proofErr w:type="spellEnd"/>
+      <w:r>
+        <w:rPr>
+          <w:rFonts w:eastAsia="바탕"/>
+        </w:rPr>
+        <w:t xml:space="preserve"> and </w:t>
+      </w:r>
+      <w:proofErr w:type="spellStart"/>
+      <w:r>
+        <w:rPr>
+          <w:rFonts w:eastAsia="바탕"/>
+        </w:rPr>
+        <w:t>PageDown</w:t>
+      </w:r>
+      <w:proofErr w:type="spellEnd"/>
+      <w:r>
+        <w:rPr>
+          <w:rFonts w:eastAsia="바탕"/>
+        </w:rPr>
+        <w:t xml:space="preserve"> keys to send photos to the secondary monitor.</w:t>
       </w:r>
     </w:p>
     <w:p>
@@ -3460,7 +3778,7 @@
                     </pic:cNvPicPr>
                   </pic:nvPicPr>
                   <pic:blipFill>
-                    <a:blip r:embed="rId30">
+                    <a:blip r:embed="rId29">
                       <a:extLst>
                         <a:ext uri="{28A0092B-C50C-407E-A947-70E740481C1C}">
                           <a14:useLocalDpi xmlns:a14="http://schemas.microsoft.com/office/drawing/2010/main" val="0"/>
@@ -3532,12 +3850,14 @@
           <w:rFonts w:eastAsia="바탕"/>
         </w:rPr>
       </w:pPr>
+      <w:proofErr w:type="spellStart"/>
       <w:r>
         <w:rPr>
           <w:rFonts w:eastAsia="바탕"/>
         </w:rPr>
         <w:t>Cf</w:t>
       </w:r>
+      <w:proofErr w:type="spellEnd"/>
       <w:r>
         <w:rPr>
           <w:rFonts w:eastAsia="바탕" w:hint="eastAsia"/>
@@ -3578,38 +3898,67 @@
         <w:rPr>
           <w:rFonts w:eastAsia="바탕"/>
         </w:rPr>
-        <w:t>Selected Photos L</w:t>
-      </w:r>
-      <w:r>
-        <w:t>istbox”</w:t>
+        <w:t xml:space="preserve">Selected Photos </w:t>
+      </w:r>
+      <w:proofErr w:type="spellStart"/>
+      <w:r>
+        <w:rPr>
+          <w:rFonts w:eastAsia="바탕"/>
+        </w:rPr>
+        <w:t>L</w:t>
+      </w:r>
+      <w:r>
+        <w:t>istbox</w:t>
+      </w:r>
+      <w:proofErr w:type="spellEnd"/>
+      <w:r>
+        <w:t>”</w:t>
       </w:r>
     </w:p>
     <w:p>
       <w:pPr>
         <w:ind w:left="400"/>
-        <w:rPr>
-          <w:rFonts w:ascii="Arial" w:eastAsia="바탕" w:hAnsi="Arial" w:cs="Arial" w:hint="eastAsia"/>
-          <w:sz w:val="26"/>
-          <w:szCs w:val="26"/>
-        </w:rPr>
-      </w:pPr>
-      <w:r>
         <w:rPr>
           <w:rFonts w:ascii="Arial" w:eastAsia="바탕" w:hAnsi="Arial" w:cs="Arial"/>
           <w:sz w:val="26"/>
           <w:szCs w:val="26"/>
         </w:rPr>
-        <w:t>The filename of the currently selected photo is displayed in the "Selected Photos Listbox" at the bottom left. Files that are automatically selected using the Ctrl key appear in red.</w:t>
-      </w:r>
-    </w:p>
-    <w:p>
-      <w:pPr>
-        <w:ind w:left="400"/>
+      </w:pPr>
+      <w:r>
         <w:rPr>
           <w:rFonts w:ascii="Arial" w:eastAsia="바탕" w:hAnsi="Arial" w:cs="Arial"/>
           <w:sz w:val="26"/>
           <w:szCs w:val="26"/>
         </w:rPr>
+        <w:t xml:space="preserve">The filename of the currently selected photo is displayed in the "Selected Photos </w:t>
+      </w:r>
+      <w:proofErr w:type="spellStart"/>
+      <w:r>
+        <w:rPr>
+          <w:rFonts w:ascii="Arial" w:eastAsia="바탕" w:hAnsi="Arial" w:cs="Arial"/>
+          <w:sz w:val="26"/>
+          <w:szCs w:val="26"/>
+        </w:rPr>
+        <w:t>Listbox</w:t>
+      </w:r>
+      <w:proofErr w:type="spellEnd"/>
+      <w:r>
+        <w:rPr>
+          <w:rFonts w:ascii="Arial" w:eastAsia="바탕" w:hAnsi="Arial" w:cs="Arial"/>
+          <w:sz w:val="26"/>
+          <w:szCs w:val="26"/>
+        </w:rPr>
+        <w:t>" at the bottom left. Files that are automatically selected using the Ctrl key appear in red.</w:t>
+      </w:r>
+    </w:p>
+    <w:p>
+      <w:pPr>
+        <w:ind w:left="400"/>
+        <w:rPr>
+          <w:rFonts w:ascii="Arial" w:eastAsia="바탕" w:hAnsi="Arial" w:cs="Arial"/>
+          <w:sz w:val="26"/>
+          <w:szCs w:val="26"/>
+        </w:rPr>
       </w:pPr>
     </w:p>
     <w:p>
@@ -3660,18 +4009,23 @@
       <w:pPr>
         <w:pStyle w:val="ac"/>
         <w:rPr>
-          <w:rFonts w:eastAsia="맑은 고딕" w:hint="eastAsia"/>
-        </w:rPr>
-      </w:pPr>
-      <w:r>
-        <w:t>MedicalPhoto supports a two-screen mode. Simple mode is useful when using a monitor with a resolution lower than 1024×768.</w:t>
+          <w:rFonts w:eastAsia="맑은 고딕"/>
+        </w:rPr>
+      </w:pPr>
+      <w:proofErr w:type="spellStart"/>
+      <w:r>
+        <w:t>MedicalPhoto</w:t>
+      </w:r>
+      <w:proofErr w:type="spellEnd"/>
+      <w:r>
+        <w:t xml:space="preserve"> supports a two-screen mode. Simple mode is useful when using a monitor with a resolution lower than 1024×768.</w:t>
       </w:r>
     </w:p>
     <w:p>
       <w:pPr>
         <w:pStyle w:val="ac"/>
         <w:rPr>
-          <w:rFonts w:eastAsia="맑은 고딕" w:hint="eastAsia"/>
+          <w:rFonts w:eastAsia="맑은 고딕"/>
         </w:rPr>
       </w:pPr>
     </w:p>
@@ -3711,7 +4065,7 @@
                     </pic:cNvPicPr>
                   </pic:nvPicPr>
                   <pic:blipFill>
-                    <a:blip r:embed="rId31">
+                    <a:blip r:embed="rId30">
                       <a:extLst>
                         <a:ext uri="{28A0092B-C50C-407E-A947-70E740481C1C}">
                           <a14:useLocalDpi xmlns:a14="http://schemas.microsoft.com/office/drawing/2010/main" val="0"/>
@@ -3794,7 +4148,7 @@
                     </pic:cNvPicPr>
                   </pic:nvPicPr>
                   <pic:blipFill>
-                    <a:blip r:embed="rId32">
+                    <a:blip r:embed="rId31">
                       <a:extLst>
                         <a:ext uri="{28A0092B-C50C-407E-A947-70E740481C1C}">
                           <a14:useLocalDpi xmlns:a14="http://schemas.microsoft.com/office/drawing/2010/main" val="0"/>
@@ -3851,7 +4205,7 @@
                     </pic:cNvPicPr>
                   </pic:nvPicPr>
                   <pic:blipFill>
-                    <a:blip r:embed="rId33">
+                    <a:blip r:embed="rId32">
                       <a:extLst>
                         <a:ext uri="{28A0092B-C50C-407E-A947-70E740481C1C}">
                           <a14:useLocalDpi xmlns:a14="http://schemas.microsoft.com/office/drawing/2010/main" val="0"/>
@@ -3948,7 +4302,21 @@
         <w:rPr>
           <w:rFonts w:eastAsia="바탕"/>
         </w:rPr>
-        <w:t>Upload [ Ctrl+U ]</w:t>
+        <w:t xml:space="preserve">Upload [ </w:t>
+      </w:r>
+      <w:proofErr w:type="spellStart"/>
+      <w:r>
+        <w:rPr>
+          <w:rFonts w:eastAsia="바탕"/>
+        </w:rPr>
+        <w:t>Ctrl+U</w:t>
+      </w:r>
+      <w:proofErr w:type="spellEnd"/>
+      <w:r>
+        <w:rPr>
+          <w:rFonts w:eastAsia="바탕"/>
+        </w:rPr>
+        <w:t xml:space="preserve"> ]</w:t>
       </w:r>
     </w:p>
     <w:p>
@@ -4076,7 +4444,7 @@
                     </pic:cNvPicPr>
                   </pic:nvPicPr>
                   <pic:blipFill>
-                    <a:blip r:embed="rId34">
+                    <a:blip r:embed="rId33">
                       <a:extLst>
                         <a:ext uri="{28A0092B-C50C-407E-A947-70E740481C1C}">
                           <a14:useLocalDpi xmlns:a14="http://schemas.microsoft.com/office/drawing/2010/main" val="0"/>
@@ -4201,96 +4569,128 @@
           <w:i/>
           <w:iCs/>
         </w:rPr>
-        <w:t xml:space="preserve">“MedicalPhotoServer” </w:t>
-      </w:r>
-      <w:r>
-        <w:t xml:space="preserve">which is running </w:t>
-      </w:r>
-      <w:r>
-        <w:rPr>
-          <w:rFonts w:eastAsia="바탕"/>
-        </w:rPr>
-        <w:t xml:space="preserve">at the </w:t>
-      </w:r>
-      <w:r>
-        <w:t xml:space="preserve">tray </w:t>
-      </w:r>
-      <w:r>
-        <w:rPr>
-          <w:rFonts w:eastAsia="바탕"/>
-        </w:rPr>
-        <w:t>of the server</w:t>
-      </w:r>
-      <w:r>
-        <w:t xml:space="preserve">. </w:t>
-      </w:r>
-    </w:p>
-    <w:p>
-      <w:pPr>
-        <w:pStyle w:val="ac"/>
-      </w:pPr>
-      <w:r>
-        <w:rPr>
-          <w:b/>
-          <w:bCs/>
-        </w:rPr>
-        <w:t>Automation</w:t>
-      </w:r>
-      <w:r>
-        <w:t xml:space="preserve"> : </w:t>
-      </w:r>
+        <w:t>“</w:t>
+      </w:r>
+      <w:proofErr w:type="spellStart"/>
       <w:r>
         <w:rPr>
           <w:i/>
           <w:iCs/>
         </w:rPr>
-        <w:t>“MedicalPhoto”</w:t>
-      </w:r>
-      <w:r>
-        <w:t xml:space="preserve"> change</w:t>
-      </w:r>
-      <w:r>
-        <w:rPr>
-          <w:rFonts w:eastAsia="맑은 고딕"/>
-        </w:rPr>
-        <w:t>s</w:t>
-      </w:r>
-      <w:r>
-        <w:t xml:space="preserve"> the filename </w:t>
-      </w:r>
-      <w:r>
-        <w:rPr>
-          <w:rFonts w:eastAsia="맑은 고딕"/>
-        </w:rPr>
-        <w:t>on the basis of date and diagnosis</w:t>
-      </w:r>
-      <w:r>
-        <w:t xml:space="preserve"> information.</w:t>
-      </w:r>
-    </w:p>
-    <w:p>
-      <w:pPr>
-        <w:pStyle w:val="ac"/>
+        <w:t>MedicalPhotoServer</w:t>
+      </w:r>
+      <w:proofErr w:type="spellEnd"/>
+      <w:r>
         <w:rPr>
           <w:i/>
           <w:iCs/>
         </w:rPr>
-      </w:pPr>
-      <w:r>
-        <w:rPr>
-          <w:b/>
-          <w:bCs/>
-        </w:rPr>
-        <w:t>Search Option</w:t>
-      </w:r>
-      <w:r>
-        <w:t xml:space="preserve"> : Search option for </w:t>
+        <w:t xml:space="preserve">” </w:t>
+      </w:r>
+      <w:r>
+        <w:t xml:space="preserve">which is running </w:t>
+      </w:r>
+      <w:r>
+        <w:rPr>
+          <w:rFonts w:eastAsia="바탕"/>
+        </w:rPr>
+        <w:t xml:space="preserve">at the </w:t>
+      </w:r>
+      <w:r>
+        <w:t xml:space="preserve">tray </w:t>
+      </w:r>
+      <w:r>
+        <w:rPr>
+          <w:rFonts w:eastAsia="바탕"/>
+        </w:rPr>
+        <w:t>of the server</w:t>
+      </w:r>
+      <w:r>
+        <w:t xml:space="preserve">. </w:t>
+      </w:r>
+    </w:p>
+    <w:p>
+      <w:pPr>
+        <w:pStyle w:val="ac"/>
+      </w:pPr>
+      <w:r>
+        <w:rPr>
+          <w:b/>
+          <w:bCs/>
+        </w:rPr>
+        <w:t>Automation</w:t>
+      </w:r>
+      <w:r>
+        <w:t xml:space="preserve"> : </w:t>
       </w:r>
       <w:r>
         <w:rPr>
           <w:i/>
           <w:iCs/>
         </w:rPr>
+        <w:t>“</w:t>
+      </w:r>
+      <w:proofErr w:type="spellStart"/>
+      <w:r>
+        <w:rPr>
+          <w:i/>
+          <w:iCs/>
+        </w:rPr>
+        <w:t>MedicalPhoto</w:t>
+      </w:r>
+      <w:proofErr w:type="spellEnd"/>
+      <w:r>
+        <w:rPr>
+          <w:i/>
+          <w:iCs/>
+        </w:rPr>
+        <w:t>”</w:t>
+      </w:r>
+      <w:r>
+        <w:t xml:space="preserve"> change</w:t>
+      </w:r>
+      <w:r>
+        <w:rPr>
+          <w:rFonts w:eastAsia="맑은 고딕"/>
+        </w:rPr>
+        <w:t>s</w:t>
+      </w:r>
+      <w:r>
+        <w:t xml:space="preserve"> the filename </w:t>
+      </w:r>
+      <w:r>
+        <w:rPr>
+          <w:rFonts w:eastAsia="맑은 고딕"/>
+        </w:rPr>
+        <w:t>on the basis of date and diagnosis</w:t>
+      </w:r>
+      <w:r>
+        <w:t xml:space="preserve"> information.</w:t>
+      </w:r>
+    </w:p>
+    <w:p>
+      <w:pPr>
+        <w:pStyle w:val="ac"/>
+        <w:rPr>
+          <w:i/>
+          <w:iCs/>
+        </w:rPr>
+      </w:pPr>
+      <w:r>
+        <w:rPr>
+          <w:b/>
+          <w:bCs/>
+        </w:rPr>
+        <w:t>Search Option</w:t>
+      </w:r>
+      <w:r>
+        <w:t xml:space="preserve"> : Search option for </w:t>
+      </w:r>
+      <w:r>
+        <w:rPr>
+          <w:i/>
+          <w:iCs/>
+        </w:rPr>
         <w:t>“search box”</w:t>
       </w:r>
     </w:p>
@@ -4298,7 +4698,7 @@
       <w:pPr>
         <w:pStyle w:val="ac"/>
         <w:rPr>
-          <w:rFonts w:eastAsia="맑은 고딕" w:hint="eastAsia"/>
+          <w:rFonts w:eastAsia="맑은 고딕"/>
         </w:rPr>
       </w:pPr>
       <w:r>
@@ -4311,8 +4711,13 @@
       <w:r>
         <w:t xml:space="preserve"> : </w:t>
       </w:r>
-      <w:r>
-        <w:t>MedicalPhoto includes a built-in **"derma.dat"** file containing dermatology diagnoses and **ICD-10** codes.</w:t>
+      <w:proofErr w:type="spellStart"/>
+      <w:r>
+        <w:t>MedicalPhoto</w:t>
+      </w:r>
+      <w:proofErr w:type="spellEnd"/>
+      <w:r>
+        <w:t xml:space="preserve"> includes a built-in **"derma.dat"** file containing dermatology diagnoses and **ICD-10** codes.</w:t>
       </w:r>
     </w:p>
     <w:p>
@@ -4342,7 +4747,7 @@
                     </pic:cNvPicPr>
                   </pic:nvPicPr>
                   <pic:blipFill>
-                    <a:blip r:embed="rId35">
+                    <a:blip r:embed="rId34">
                       <a:extLst>
                         <a:ext uri="{28A0092B-C50C-407E-A947-70E740481C1C}">
                           <a14:useLocalDpi xmlns:a14="http://schemas.microsoft.com/office/drawing/2010/main" val="0"/>
@@ -4982,6 +5387,7 @@
                 <w:rFonts w:ascii="Times New Roman" w:eastAsia="바탕" w:hAnsi="Times New Roman" w:cs="Times New Roman"/>
               </w:rPr>
             </w:pPr>
+            <w:proofErr w:type="spellStart"/>
             <w:r>
               <w:rPr>
                 <w:rFonts w:ascii="Times New Roman" w:eastAsia="돋움" w:hAnsi="Times New Roman" w:cs="Times New Roman"/>
@@ -4990,6 +5396,7 @@
               </w:rPr>
               <w:t>UploadEx</w:t>
             </w:r>
+            <w:proofErr w:type="spellEnd"/>
           </w:p>
         </w:tc>
       </w:tr>
@@ -5158,13 +5565,23 @@
                 <w:szCs w:val="30"/>
               </w:rPr>
             </w:pPr>
+            <w:proofErr w:type="spellStart"/>
             <w:r>
               <w:rPr>
                 <w:rFonts w:ascii="Times New Roman" w:eastAsia="돋움" w:hAnsi="Times New Roman" w:cs="Times New Roman"/>
                 <w:sz w:val="30"/>
                 <w:szCs w:val="30"/>
               </w:rPr>
-              <w:t>Desselect or Uncheck all</w:t>
+              <w:t>Desselect</w:t>
+            </w:r>
+            <w:proofErr w:type="spellEnd"/>
+            <w:r>
+              <w:rPr>
+                <w:rFonts w:ascii="Times New Roman" w:eastAsia="돋움" w:hAnsi="Times New Roman" w:cs="Times New Roman"/>
+                <w:sz w:val="30"/>
+                <w:szCs w:val="30"/>
+              </w:rPr>
+              <w:t xml:space="preserve"> or Uncheck all</w:t>
             </w:r>
           </w:p>
         </w:tc>
@@ -5295,6 +5712,7 @@
                 <w:szCs w:val="30"/>
               </w:rPr>
             </w:pPr>
+            <w:proofErr w:type="spellStart"/>
             <w:r>
               <w:rPr>
                 <w:rFonts w:ascii="Times New Roman" w:eastAsia="돋움" w:hAnsi="Times New Roman" w:cs="Times New Roman"/>
@@ -5303,6 +5721,7 @@
               </w:rPr>
               <w:t>PageUp</w:t>
             </w:r>
+            <w:proofErr w:type="spellEnd"/>
           </w:p>
         </w:tc>
         <w:tc>
@@ -5370,6 +5789,7 @@
                 <w:szCs w:val="30"/>
               </w:rPr>
             </w:pPr>
+            <w:proofErr w:type="spellStart"/>
             <w:r>
               <w:rPr>
                 <w:rFonts w:ascii="Times New Roman" w:eastAsia="돋움" w:hAnsi="Times New Roman" w:cs="Times New Roman"/>
@@ -5378,6 +5798,7 @@
               </w:rPr>
               <w:t>PageDown</w:t>
             </w:r>
+            <w:proofErr w:type="spellEnd"/>
           </w:p>
         </w:tc>
         <w:tc>
@@ -5783,7 +6204,23 @@
           <w:i/>
           <w:iCs/>
         </w:rPr>
-        <w:t>"MedicalphotoServer "</w:t>
+        <w:t>"</w:t>
+      </w:r>
+      <w:proofErr w:type="spellStart"/>
+      <w:r>
+        <w:rPr>
+          <w:i/>
+          <w:iCs/>
+        </w:rPr>
+        <w:t>MedicalphotoServer</w:t>
+      </w:r>
+      <w:proofErr w:type="spellEnd"/>
+      <w:r>
+        <w:rPr>
+          <w:i/>
+          <w:iCs/>
+        </w:rPr>
+        <w:t xml:space="preserve"> "</w:t>
       </w:r>
       <w:r>
         <w:t xml:space="preserve"> and </w:t>
@@ -5859,7 +6296,15 @@
         </w:drawing>
       </w:r>
       <w:r>
-        <w:t xml:space="preserve">"MedicalPhotoServer" </w:t>
+        <w:t>"</w:t>
+      </w:r>
+      <w:proofErr w:type="spellStart"/>
+      <w:r>
+        <w:t>MedicalPhotoServer</w:t>
+      </w:r>
+      <w:proofErr w:type="spellEnd"/>
+      <w:r>
+        <w:t xml:space="preserve">" </w:t>
       </w:r>
       <w:r>
         <w:tab/>
@@ -5933,8 +6378,13 @@
         <w:ind w:left="200"/>
       </w:pPr>
       <w:r>
-        <w:t>2. MedicalPhotoServer</w:t>
-      </w:r>
+        <w:t xml:space="preserve">2. </w:t>
+      </w:r>
+      <w:proofErr w:type="spellStart"/>
+      <w:r>
+        <w:t>MedicalPhotoServer</w:t>
+      </w:r>
+      <w:proofErr w:type="spellEnd"/>
     </w:p>
     <w:p>
       <w:pPr>
@@ -5952,7 +6402,25 @@
           <w:sz w:val="24"/>
           <w:szCs w:val="24"/>
         </w:rPr>
-        <w:t>It is a monitoring tool for the MedicalPhoto server, appearing as a tray icon at the bottom right. It allows you to monitor, start, stop, and configure the server.</w:t>
+        <w:t xml:space="preserve">It is a monitoring tool for the </w:t>
+      </w:r>
+      <w:proofErr w:type="spellStart"/>
+      <w:r>
+        <w:rPr>
+          <w:rFonts w:ascii="Arial" w:eastAsia="Times New Roman" w:hAnsi="Arial" w:cs="Arial"/>
+          <w:sz w:val="24"/>
+          <w:szCs w:val="24"/>
+        </w:rPr>
+        <w:t>MedicalPhoto</w:t>
+      </w:r>
+      <w:proofErr w:type="spellEnd"/>
+      <w:r>
+        <w:rPr>
+          <w:rFonts w:ascii="Arial" w:eastAsia="Times New Roman" w:hAnsi="Arial" w:cs="Arial"/>
+          <w:sz w:val="24"/>
+          <w:szCs w:val="24"/>
+        </w:rPr>
+        <w:t xml:space="preserve"> server, appearing as a tray icon at the bottom right. It allows you to monitor, start, stop, and configure the server.</w:t>
       </w:r>
     </w:p>
     <w:p>
@@ -5992,7 +6460,7 @@
                     </pic:cNvPicPr>
                   </pic:nvPicPr>
                   <pic:blipFill>
-                    <a:blip r:embed="rId36">
+                    <a:blip r:embed="rId35">
                       <a:extLst>
                         <a:ext uri="{28A0092B-C50C-407E-A947-70E740481C1C}">
                           <a14:useLocalDpi xmlns:a14="http://schemas.microsoft.com/office/drawing/2010/main" val="0"/>
@@ -6031,12 +6499,14 @@
           <w:rFonts w:eastAsia="바탕"/>
         </w:rPr>
       </w:pPr>
+      <w:proofErr w:type="spellStart"/>
       <w:r>
         <w:rPr>
           <w:rFonts w:eastAsia="바탕"/>
         </w:rPr>
         <w:t>MedicalPhotoServer</w:t>
       </w:r>
+      <w:proofErr w:type="spellEnd"/>
     </w:p>
     <w:p>
       <w:pPr>
@@ -6253,8 +6723,17 @@
           <w:b/>
           <w:bCs/>
         </w:rPr>
-        <w:t>Check DataBase</w:t>
-      </w:r>
+        <w:t xml:space="preserve">Check </w:t>
+      </w:r>
+      <w:proofErr w:type="spellStart"/>
+      <w:r>
+        <w:rPr>
+          <w:b/>
+          <w:bCs/>
+        </w:rPr>
+        <w:t>DataBase</w:t>
+      </w:r>
+      <w:proofErr w:type="spellEnd"/>
       <w:r>
         <w:t xml:space="preserve"> </w:t>
       </w:r>
@@ -6271,7 +6750,21 @@
         <w:rPr>
           <w:rFonts w:eastAsia="바탕"/>
         </w:rPr>
-        <w:t xml:space="preserve"> You need to try to check the Database if you cannot find photo in the MedicalPhoto even though there is a photo file in the server folder. We have to correct the error by comparing the database information to the photos in the folder.</w:t>
+        <w:t xml:space="preserve"> You need to try to check the Database if you cannot find photo in the </w:t>
+      </w:r>
+      <w:proofErr w:type="spellStart"/>
+      <w:r>
+        <w:rPr>
+          <w:rFonts w:eastAsia="바탕"/>
+        </w:rPr>
+        <w:t>MedicalPhoto</w:t>
+      </w:r>
+      <w:proofErr w:type="spellEnd"/>
+      <w:r>
+        <w:rPr>
+          <w:rFonts w:eastAsia="바탕"/>
+        </w:rPr>
+        <w:t xml:space="preserve"> even though there is a photo file in the server folder. We have to correct the error by comparing the database information to the photos in the folder.</w:t>
       </w:r>
     </w:p>
     <w:p>
@@ -6407,33 +6900,69 @@
           <w:sz w:val="24"/>
           <w:szCs w:val="24"/>
         </w:rPr>
-        <w:t xml:space="preserve">The security password can be defined in the server configuration file (c:\program files(x86)\medicalphoto\s_config.txt , ADMIN_PASS). </w:t>
-      </w:r>
-    </w:p>
-    <w:p>
-      <w:pPr>
-        <w:pStyle w:val="ac"/>
+        <w:t>The security password can be defined in the server configuration file (c:\program files(x86)\</w:t>
+      </w:r>
+      <w:proofErr w:type="spellStart"/>
+      <w:r>
         <w:rPr>
           <w:rFonts w:eastAsia="바탕"/>
           <w:sz w:val="24"/>
           <w:szCs w:val="24"/>
         </w:rPr>
-      </w:pPr>
+        <w:t>medicalphoto</w:t>
+      </w:r>
+      <w:proofErr w:type="spellEnd"/>
       <w:r>
         <w:rPr>
           <w:rFonts w:eastAsia="바탕"/>
           <w:sz w:val="24"/>
           <w:szCs w:val="24"/>
         </w:rPr>
-        <w:t xml:space="preserve">Ex) ADMIN_PASS=1234   </w:t>
-      </w:r>
-      <w:r>
+        <w:t xml:space="preserve">\s_config.txt , ADMIN_PASS). </w:t>
+      </w:r>
+    </w:p>
+    <w:p>
+      <w:pPr>
+        <w:pStyle w:val="ac"/>
         <w:rPr>
           <w:rFonts w:eastAsia="바탕"/>
           <w:sz w:val="24"/>
           <w:szCs w:val="24"/>
         </w:rPr>
-        <w:t>  Medicalphoto will be unlocked after typing “1234”</w:t>
+      </w:pPr>
+      <w:r>
+        <w:rPr>
+          <w:rFonts w:eastAsia="바탕"/>
+          <w:sz w:val="24"/>
+          <w:szCs w:val="24"/>
+        </w:rPr>
+        <w:t xml:space="preserve">Ex) ADMIN_PASS=1234   </w:t>
+      </w:r>
+      <w:r>
+        <w:rPr>
+          <w:rFonts w:eastAsia="바탕"/>
+          <w:sz w:val="24"/>
+          <w:szCs w:val="24"/>
+        </w:rPr>
+        <w:t xml:space="preserve">  </w:t>
+      </w:r>
+      <w:proofErr w:type="spellStart"/>
+      <w:r>
+        <w:rPr>
+          <w:rFonts w:eastAsia="바탕"/>
+          <w:sz w:val="24"/>
+          <w:szCs w:val="24"/>
+        </w:rPr>
+        <w:t>Medicalphoto</w:t>
+      </w:r>
+      <w:proofErr w:type="spellEnd"/>
+      <w:r>
+        <w:rPr>
+          <w:rFonts w:eastAsia="바탕"/>
+          <w:sz w:val="24"/>
+          <w:szCs w:val="24"/>
+        </w:rPr>
+        <w:t xml:space="preserve"> will be unlocked after typing “1234”</w:t>
       </w:r>
     </w:p>
     <w:p>
@@ -6579,6 +7108,7 @@
       <w:r>
         <w:t xml:space="preserve">All Rights Reserved by </w:t>
       </w:r>
+      <w:proofErr w:type="spellStart"/>
       <w:r>
         <w:rPr>
           <w:b/>
@@ -6588,11 +7118,11 @@
           <w:sz w:val="34"/>
           <w:szCs w:val="34"/>
         </w:rPr>
-        <w:t>Seung Seog</w:t>
-      </w:r>
-      <w:r>
-        <w:rPr>
-          <w:rFonts w:eastAsia="맑은 고딕" w:hint="eastAsia"/>
+        <w:t>Seung</w:t>
+      </w:r>
+      <w:proofErr w:type="spellEnd"/>
+      <w:r>
+        <w:rPr>
           <w:b/>
           <w:bCs/>
           <w:i/>
@@ -6600,11 +7130,11 @@
           <w:sz w:val="34"/>
           <w:szCs w:val="34"/>
         </w:rPr>
-        <w:t xml:space="preserve"> Han</w:t>
-      </w:r>
-      <w:r>
-        <w:rPr>
-          <w:rFonts w:eastAsia="바탕"/>
+        <w:t xml:space="preserve"> </w:t>
+      </w:r>
+      <w:proofErr w:type="spellStart"/>
+      <w:r>
+        <w:rPr>
           <w:b/>
           <w:bCs/>
           <w:i/>
@@ -6612,6 +7142,31 @@
           <w:sz w:val="34"/>
           <w:szCs w:val="34"/>
         </w:rPr>
+        <w:t>Seog</w:t>
+      </w:r>
+      <w:proofErr w:type="spellEnd"/>
+      <w:r>
+        <w:rPr>
+          <w:rFonts w:eastAsia="맑은 고딕" w:hint="eastAsia"/>
+          <w:b/>
+          <w:bCs/>
+          <w:i/>
+          <w:iCs/>
+          <w:sz w:val="34"/>
+          <w:szCs w:val="34"/>
+        </w:rPr>
+        <w:t xml:space="preserve"> Han</w:t>
+      </w:r>
+      <w:r>
+        <w:rPr>
+          <w:rFonts w:eastAsia="바탕"/>
+          <w:b/>
+          <w:bCs/>
+          <w:i/>
+          <w:iCs/>
+          <w:sz w:val="34"/>
+          <w:szCs w:val="34"/>
+        </w:rPr>
         <w:t xml:space="preserve"> (whria78@gmail.com)</w:t>
       </w:r>
     </w:p>
@@ -6633,10 +7188,10 @@
       <w:pPr>
         <w:pStyle w:val="ac"/>
         <w:rPr>
-          <w:rFonts w:eastAsia="맑은 고딕" w:hint="eastAsia"/>
-        </w:rPr>
-      </w:pPr>
-      <w:hyperlink r:id="rId37" w:history="1">
+          <w:rFonts w:eastAsia="맑은 고딕"/>
+        </w:rPr>
+      </w:pPr>
+      <w:hyperlink r:id="rId36" w:history="1">
         <w:r>
           <w:rPr>
             <w:rStyle w:val="a4"/>

--- a/ReadMe.docx
+++ b/ReadMe.docx
@@ -1192,7 +1192,7 @@
       <w:pPr>
         <w:pStyle w:val="ac"/>
         <w:rPr>
-          <w:rFonts w:eastAsia="바탕"/>
+          <w:rFonts w:eastAsia="바탕" w:hint="eastAsia"/>
         </w:rPr>
       </w:pPr>
       <w:proofErr w:type="spellStart"/>
@@ -1207,7 +1207,91 @@
         <w:rPr>
           <w:rFonts w:eastAsia="바탕"/>
         </w:rPr>
-        <w:t xml:space="preserve"> is compatible with Microsoft Windows XP, Vista, 7, 8, and 10. </w:t>
+        <w:t xml:space="preserve"> is compatible with Microsoft Windows XP, Vista, 7, 8, and 10.</w:t>
+      </w:r>
+      <w:r>
+        <w:rPr>
+          <w:rFonts w:eastAsia="바탕" w:hint="eastAsia"/>
+        </w:rPr>
+        <w:t xml:space="preserve"> (&lt;1.1)</w:t>
+      </w:r>
+      <w:r>
+        <w:rPr>
+          <w:rFonts w:eastAsia="바탕"/>
+        </w:rPr>
+        <w:t xml:space="preserve"> </w:t>
+      </w:r>
+    </w:p>
+    <w:p>
+      <w:pPr>
+        <w:pStyle w:val="ac"/>
+        <w:rPr>
+          <w:rFonts w:eastAsia="바탕"/>
+        </w:rPr>
+      </w:pPr>
+      <w:proofErr w:type="spellStart"/>
+      <w:r>
+        <w:rPr>
+          <w:rFonts w:eastAsia="바탕"/>
+        </w:rPr>
+        <w:t>MedicalPhoto</w:t>
+      </w:r>
+      <w:proofErr w:type="spellEnd"/>
+      <w:r>
+        <w:rPr>
+          <w:rFonts w:eastAsia="바탕"/>
+        </w:rPr>
+        <w:t xml:space="preserve"> is compatible with Microsoft Windows </w:t>
+      </w:r>
+      <w:r>
+        <w:rPr>
+          <w:rFonts w:eastAsia="바탕"/>
+        </w:rPr>
+        <w:t>10</w:t>
+      </w:r>
+      <w:r>
+        <w:rPr>
+          <w:rFonts w:eastAsia="바탕" w:hint="eastAsia"/>
+        </w:rPr>
+        <w:t xml:space="preserve"> and 11</w:t>
+      </w:r>
+      <w:r>
+        <w:rPr>
+          <w:rFonts w:eastAsia="바탕" w:hint="eastAsia"/>
+        </w:rPr>
+        <w:t xml:space="preserve"> (</w:t>
+      </w:r>
+      <w:r>
+        <w:rPr>
+          <w:rFonts w:eastAsia="바탕" w:hint="eastAsia"/>
+        </w:rPr>
+        <w:t>&gt;</w:t>
+      </w:r>
+      <w:r>
+        <w:rPr>
+          <w:rFonts w:eastAsia="바탕" w:hint="eastAsia"/>
+        </w:rPr>
+        <w:t>=</w:t>
+      </w:r>
+      <w:r>
+        <w:rPr>
+          <w:rFonts w:eastAsia="바탕" w:hint="eastAsia"/>
+        </w:rPr>
+        <w:t>1</w:t>
+      </w:r>
+      <w:bookmarkStart w:id="0" w:name="_GoBack"/>
+      <w:bookmarkEnd w:id="0"/>
+      <w:r>
+        <w:rPr>
+          <w:rFonts w:eastAsia="바탕" w:hint="eastAsia"/>
+        </w:rPr>
+        <w:t>.1)</w:t>
+      </w:r>
+      <w:r>
+        <w:rPr>
+          <w:rFonts w:eastAsia="바탕"/>
+        </w:rPr>
+        <w:t xml:space="preserve"> </w:t>
       </w:r>
     </w:p>
     <w:p>
@@ -2584,7 +2668,7 @@
       <w:pPr>
         <w:pStyle w:val="ac"/>
         <w:rPr>
-          <w:rFonts w:eastAsia="맑은 고딕" w:hint="eastAsia"/>
+          <w:rFonts w:eastAsia="맑은 고딕"/>
         </w:rPr>
       </w:pPr>
       <w:r>
@@ -2699,15 +2783,7 @@
         <w:rPr>
           <w:rFonts w:eastAsia="맑은 고딕"/>
         </w:rPr>
-        <w:t>The default password is '0000', which can be found in th</w:t>
-      </w:r>
-      <w:bookmarkStart w:id="0" w:name="_GoBack"/>
-      <w:bookmarkEnd w:id="0"/>
-      <w:r>
-        <w:rPr>
-          <w:rFonts w:eastAsia="맑은 고딕"/>
-        </w:rPr>
-        <w:t>e s_config.txt file.</w:t>
+        <w:t>The default password is '0000', which can be found in the s_config.txt file.</w:t>
       </w:r>
     </w:p>
     <w:p>
